--- a/4.质量管理/1.流程制度规范类文件/HXDL-ITSS-0401 内部审核程序.docx
+++ b/4.质量管理/1.流程制度规范类文件/HXDL-ITSS-0401 内部审核程序.docx
@@ -2217,8 +2217,6 @@
               <w:tab w:val="right" w:leader="dot" w:pos="8306"/>
             </w:tabs>
           </w:pPr>
-          <w:bookmarkStart w:id="29" w:name="_GoBack"/>
-          <w:bookmarkEnd w:id="29"/>
           <w:r>
             <w:fldChar w:fldCharType="begin"/>
           </w:r>
@@ -4163,8 +4161,10 @@
           <w:rFonts w:hint="eastAsia"/>
           <w:lang w:val="en-US" w:eastAsia="zh-CN"/>
         </w:rPr>
-        <w:t>每周期</w:t>
-      </w:r>
+        <w:t>每年度</w:t>
+      </w:r>
+      <w:bookmarkStart w:id="29" w:name="_GoBack"/>
+      <w:bookmarkEnd w:id="29"/>
       <w:r>
         <w:rPr>
           <w:rFonts w:hint="default"/>

--- a/4.质量管理/1.流程制度规范类文件/HXDL-ITSS-0401 内部审核程序.docx
+++ b/4.质量管理/1.流程制度规范类文件/HXDL-ITSS-0401 内部审核程序.docx
@@ -26,7 +26,7 @@
           <w:lang w:val="en-US" w:eastAsia="zh-CN"/>
         </w:rPr>
       </w:pPr>
-      <w:bookmarkStart w:id="0" w:name="_Toc28980"/>
+      <w:bookmarkStart w:id="0" w:name="_Toc20916"/>
       <w:r>
         <w:drawing>
           <wp:anchor distT="0" distB="0" distL="114300" distR="114300" simplePos="0" relativeHeight="251659264" behindDoc="1" locked="0" layoutInCell="1" allowOverlap="1">
@@ -112,7 +112,7 @@
           <w:lang w:val="en-US" w:eastAsia="zh-CN"/>
         </w:rPr>
       </w:pPr>
-      <w:bookmarkStart w:id="1" w:name="_Toc24925"/>
+      <w:bookmarkStart w:id="1" w:name="_Toc19602"/>
       <w:r>
         <w:rPr>
           <w:rFonts w:hint="eastAsia"/>
@@ -147,7 +147,7 @@
           <w:lang w:val="en-US" w:eastAsia="zh-CN"/>
         </w:rPr>
       </w:pPr>
-      <w:bookmarkStart w:id="2" w:name="_Toc2567"/>
+      <w:bookmarkStart w:id="2" w:name="_Toc24641"/>
       <w:r>
         <w:rPr>
           <w:rFonts w:hint="eastAsia"/>
@@ -680,7 +680,7 @@
           <w:szCs w:val="30"/>
         </w:rPr>
       </w:pPr>
-      <w:bookmarkStart w:id="3" w:name="_Toc22213"/>
+      <w:bookmarkStart w:id="3" w:name="_Toc21131"/>
       <w:r>
         <w:rPr>
           <w:rFonts w:ascii="宋体" w:hAnsi="宋体" w:eastAsia="宋体" w:cs="宋体"/>
@@ -2230,7 +2230,7 @@
             <w:fldChar w:fldCharType="begin"/>
           </w:r>
           <w:r>
-            <w:instrText xml:space="preserve"> HYPERLINK \l _Toc28980 </w:instrText>
+            <w:instrText xml:space="preserve"> HYPERLINK \l _Toc20916 </w:instrText>
           </w:r>
           <w:r>
             <w:fldChar w:fldCharType="separate"/>
@@ -2249,7 +2249,7 @@
             <w:fldChar w:fldCharType="begin"/>
           </w:r>
           <w:r>
-            <w:instrText xml:space="preserve"> PAGEREF _Toc28980 \h </w:instrText>
+            <w:instrText xml:space="preserve"> PAGEREF _Toc20916 \h </w:instrText>
           </w:r>
           <w:r>
             <w:fldChar w:fldCharType="separate"/>
@@ -2275,7 +2275,7 @@
             <w:fldChar w:fldCharType="begin"/>
           </w:r>
           <w:r>
-            <w:instrText xml:space="preserve"> HYPERLINK \l _Toc24925 </w:instrText>
+            <w:instrText xml:space="preserve"> HYPERLINK \l _Toc19602 </w:instrText>
           </w:r>
           <w:r>
             <w:fldChar w:fldCharType="separate"/>
@@ -2294,7 +2294,7 @@
             <w:fldChar w:fldCharType="begin"/>
           </w:r>
           <w:r>
-            <w:instrText xml:space="preserve"> PAGEREF _Toc24925 \h </w:instrText>
+            <w:instrText xml:space="preserve"> PAGEREF _Toc19602 \h </w:instrText>
           </w:r>
           <w:r>
             <w:fldChar w:fldCharType="separate"/>
@@ -2320,7 +2320,7 @@
             <w:fldChar w:fldCharType="begin"/>
           </w:r>
           <w:r>
-            <w:instrText xml:space="preserve"> HYPERLINK \l _Toc2567 </w:instrText>
+            <w:instrText xml:space="preserve"> HYPERLINK \l _Toc24641 </w:instrText>
           </w:r>
           <w:r>
             <w:fldChar w:fldCharType="separate"/>
@@ -2339,7 +2339,7 @@
             <w:fldChar w:fldCharType="begin"/>
           </w:r>
           <w:r>
-            <w:instrText xml:space="preserve"> PAGEREF _Toc2567 \h </w:instrText>
+            <w:instrText xml:space="preserve"> PAGEREF _Toc24641 \h </w:instrText>
           </w:r>
           <w:r>
             <w:fldChar w:fldCharType="separate"/>
@@ -2365,7 +2365,7 @@
             <w:fldChar w:fldCharType="begin"/>
           </w:r>
           <w:r>
-            <w:instrText xml:space="preserve"> HYPERLINK \l _Toc22213 </w:instrText>
+            <w:instrText xml:space="preserve"> HYPERLINK \l _Toc21131 </w:instrText>
           </w:r>
           <w:r>
             <w:fldChar w:fldCharType="separate"/>
@@ -2386,7 +2386,7 @@
             <w:fldChar w:fldCharType="begin"/>
           </w:r>
           <w:r>
-            <w:instrText xml:space="preserve"> PAGEREF _Toc22213 \h </w:instrText>
+            <w:instrText xml:space="preserve"> PAGEREF _Toc21131 \h </w:instrText>
           </w:r>
           <w:r>
             <w:fldChar w:fldCharType="separate"/>
@@ -2412,7 +2412,7 @@
             <w:fldChar w:fldCharType="begin"/>
           </w:r>
           <w:r>
-            <w:instrText xml:space="preserve"> HYPERLINK \l _Toc17864 </w:instrText>
+            <w:instrText xml:space="preserve"> HYPERLINK \l _Toc1310 </w:instrText>
           </w:r>
           <w:r>
             <w:fldChar w:fldCharType="separate"/>
@@ -2431,7 +2431,7 @@
             <w:fldChar w:fldCharType="begin"/>
           </w:r>
           <w:r>
-            <w:instrText xml:space="preserve"> PAGEREF _Toc17864 \h </w:instrText>
+            <w:instrText xml:space="preserve"> PAGEREF _Toc1310 \h </w:instrText>
           </w:r>
           <w:r>
             <w:fldChar w:fldCharType="separate"/>
@@ -2457,7 +2457,7 @@
             <w:fldChar w:fldCharType="begin"/>
           </w:r>
           <w:r>
-            <w:instrText xml:space="preserve"> HYPERLINK \l _Toc15543 </w:instrText>
+            <w:instrText xml:space="preserve"> HYPERLINK \l _Toc23751 </w:instrText>
           </w:r>
           <w:r>
             <w:fldChar w:fldCharType="separate"/>
@@ -2476,7 +2476,7 @@
             <w:fldChar w:fldCharType="begin"/>
           </w:r>
           <w:r>
-            <w:instrText xml:space="preserve"> PAGEREF _Toc15543 \h </w:instrText>
+            <w:instrText xml:space="preserve"> PAGEREF _Toc23751 \h </w:instrText>
           </w:r>
           <w:r>
             <w:fldChar w:fldCharType="separate"/>
@@ -2502,7 +2502,7 @@
             <w:fldChar w:fldCharType="begin"/>
           </w:r>
           <w:r>
-            <w:instrText xml:space="preserve"> HYPERLINK \l _Toc242 </w:instrText>
+            <w:instrText xml:space="preserve"> HYPERLINK \l _Toc9364 </w:instrText>
           </w:r>
           <w:r>
             <w:fldChar w:fldCharType="separate"/>
@@ -2521,7 +2521,7 @@
             <w:fldChar w:fldCharType="begin"/>
           </w:r>
           <w:r>
-            <w:instrText xml:space="preserve"> PAGEREF _Toc242 \h </w:instrText>
+            <w:instrText xml:space="preserve"> PAGEREF _Toc9364 \h </w:instrText>
           </w:r>
           <w:r>
             <w:fldChar w:fldCharType="separate"/>
@@ -2547,7 +2547,7 @@
             <w:fldChar w:fldCharType="begin"/>
           </w:r>
           <w:r>
-            <w:instrText xml:space="preserve"> HYPERLINK \l _Toc6750 </w:instrText>
+            <w:instrText xml:space="preserve"> HYPERLINK \l _Toc18947 </w:instrText>
           </w:r>
           <w:r>
             <w:fldChar w:fldCharType="separate"/>
@@ -2566,7 +2566,7 @@
             <w:fldChar w:fldCharType="begin"/>
           </w:r>
           <w:r>
-            <w:instrText xml:space="preserve"> PAGEREF _Toc6750 \h </w:instrText>
+            <w:instrText xml:space="preserve"> PAGEREF _Toc18947 \h </w:instrText>
           </w:r>
           <w:r>
             <w:fldChar w:fldCharType="separate"/>
@@ -2592,7 +2592,7 @@
             <w:fldChar w:fldCharType="begin"/>
           </w:r>
           <w:r>
-            <w:instrText xml:space="preserve"> HYPERLINK \l _Toc14389 </w:instrText>
+            <w:instrText xml:space="preserve"> HYPERLINK \l _Toc26531 </w:instrText>
           </w:r>
           <w:r>
             <w:fldChar w:fldCharType="separate"/>
@@ -2611,7 +2611,7 @@
             <w:fldChar w:fldCharType="begin"/>
           </w:r>
           <w:r>
-            <w:instrText xml:space="preserve"> PAGEREF _Toc14389 \h </w:instrText>
+            <w:instrText xml:space="preserve"> PAGEREF _Toc26531 \h </w:instrText>
           </w:r>
           <w:r>
             <w:fldChar w:fldCharType="separate"/>
@@ -2637,7 +2637,7 @@
             <w:fldChar w:fldCharType="begin"/>
           </w:r>
           <w:r>
-            <w:instrText xml:space="preserve"> HYPERLINK \l _Toc2832 </w:instrText>
+            <w:instrText xml:space="preserve"> HYPERLINK \l _Toc6059 </w:instrText>
           </w:r>
           <w:r>
             <w:fldChar w:fldCharType="separate"/>
@@ -2656,7 +2656,7 @@
             <w:fldChar w:fldCharType="begin"/>
           </w:r>
           <w:r>
-            <w:instrText xml:space="preserve"> PAGEREF _Toc2832 \h </w:instrText>
+            <w:instrText xml:space="preserve"> PAGEREF _Toc6059 \h </w:instrText>
           </w:r>
           <w:r>
             <w:fldChar w:fldCharType="separate"/>
@@ -2682,7 +2682,7 @@
             <w:fldChar w:fldCharType="begin"/>
           </w:r>
           <w:r>
-            <w:instrText xml:space="preserve"> HYPERLINK \l _Toc3409 </w:instrText>
+            <w:instrText xml:space="preserve"> HYPERLINK \l _Toc5319 </w:instrText>
           </w:r>
           <w:r>
             <w:fldChar w:fldCharType="separate"/>
@@ -2701,7 +2701,7 @@
             <w:fldChar w:fldCharType="begin"/>
           </w:r>
           <w:r>
-            <w:instrText xml:space="preserve"> PAGEREF _Toc3409 \h </w:instrText>
+            <w:instrText xml:space="preserve"> PAGEREF _Toc5319 \h </w:instrText>
           </w:r>
           <w:r>
             <w:fldChar w:fldCharType="separate"/>
@@ -2727,7 +2727,7 @@
             <w:fldChar w:fldCharType="begin"/>
           </w:r>
           <w:r>
-            <w:instrText xml:space="preserve"> HYPERLINK \l _Toc22087 </w:instrText>
+            <w:instrText xml:space="preserve"> HYPERLINK \l _Toc15880 </w:instrText>
           </w:r>
           <w:r>
             <w:fldChar w:fldCharType="separate"/>
@@ -2746,7 +2746,7 @@
             <w:fldChar w:fldCharType="begin"/>
           </w:r>
           <w:r>
-            <w:instrText xml:space="preserve"> PAGEREF _Toc22087 \h </w:instrText>
+            <w:instrText xml:space="preserve"> PAGEREF _Toc15880 \h </w:instrText>
           </w:r>
           <w:r>
             <w:fldChar w:fldCharType="separate"/>
@@ -2772,7 +2772,7 @@
             <w:fldChar w:fldCharType="begin"/>
           </w:r>
           <w:r>
-            <w:instrText xml:space="preserve"> HYPERLINK \l _Toc2985 </w:instrText>
+            <w:instrText xml:space="preserve"> HYPERLINK \l _Toc18428 </w:instrText>
           </w:r>
           <w:r>
             <w:fldChar w:fldCharType="separate"/>
@@ -2798,7 +2798,7 @@
             <w:fldChar w:fldCharType="begin"/>
           </w:r>
           <w:r>
-            <w:instrText xml:space="preserve"> PAGEREF _Toc2985 \h </w:instrText>
+            <w:instrText xml:space="preserve"> PAGEREF _Toc18428 \h </w:instrText>
           </w:r>
           <w:r>
             <w:fldChar w:fldCharType="separate"/>
@@ -2824,7 +2824,7 @@
             <w:fldChar w:fldCharType="begin"/>
           </w:r>
           <w:r>
-            <w:instrText xml:space="preserve"> HYPERLINK \l _Toc31844 </w:instrText>
+            <w:instrText xml:space="preserve"> HYPERLINK \l _Toc8875 </w:instrText>
           </w:r>
           <w:r>
             <w:fldChar w:fldCharType="separate"/>
@@ -2843,7 +2843,7 @@
             <w:fldChar w:fldCharType="begin"/>
           </w:r>
           <w:r>
-            <w:instrText xml:space="preserve"> PAGEREF _Toc31844 \h </w:instrText>
+            <w:instrText xml:space="preserve"> PAGEREF _Toc8875 \h </w:instrText>
           </w:r>
           <w:r>
             <w:fldChar w:fldCharType="separate"/>
@@ -2869,7 +2869,7 @@
             <w:fldChar w:fldCharType="begin"/>
           </w:r>
           <w:r>
-            <w:instrText xml:space="preserve"> HYPERLINK \l _Toc29310 </w:instrText>
+            <w:instrText xml:space="preserve"> HYPERLINK \l _Toc19434 </w:instrText>
           </w:r>
           <w:r>
             <w:fldChar w:fldCharType="separate"/>
@@ -2888,7 +2888,7 @@
             <w:fldChar w:fldCharType="begin"/>
           </w:r>
           <w:r>
-            <w:instrText xml:space="preserve"> PAGEREF _Toc29310 \h </w:instrText>
+            <w:instrText xml:space="preserve"> PAGEREF _Toc19434 \h </w:instrText>
           </w:r>
           <w:r>
             <w:fldChar w:fldCharType="separate"/>
@@ -2914,7 +2914,7 @@
             <w:fldChar w:fldCharType="begin"/>
           </w:r>
           <w:r>
-            <w:instrText xml:space="preserve"> HYPERLINK \l _Toc1665 </w:instrText>
+            <w:instrText xml:space="preserve"> HYPERLINK \l _Toc31608 </w:instrText>
           </w:r>
           <w:r>
             <w:fldChar w:fldCharType="separate"/>
@@ -2933,7 +2933,7 @@
             <w:fldChar w:fldCharType="begin"/>
           </w:r>
           <w:r>
-            <w:instrText xml:space="preserve"> PAGEREF _Toc1665 \h </w:instrText>
+            <w:instrText xml:space="preserve"> PAGEREF _Toc31608 \h </w:instrText>
           </w:r>
           <w:r>
             <w:fldChar w:fldCharType="separate"/>
@@ -2959,7 +2959,7 @@
             <w:fldChar w:fldCharType="begin"/>
           </w:r>
           <w:r>
-            <w:instrText xml:space="preserve"> HYPERLINK \l _Toc14835 </w:instrText>
+            <w:instrText xml:space="preserve"> HYPERLINK \l _Toc9563 </w:instrText>
           </w:r>
           <w:r>
             <w:fldChar w:fldCharType="separate"/>
@@ -2978,7 +2978,7 @@
             <w:fldChar w:fldCharType="begin"/>
           </w:r>
           <w:r>
-            <w:instrText xml:space="preserve"> PAGEREF _Toc14835 \h </w:instrText>
+            <w:instrText xml:space="preserve"> PAGEREF _Toc9563 \h </w:instrText>
           </w:r>
           <w:r>
             <w:fldChar w:fldCharType="separate"/>
@@ -3004,7 +3004,7 @@
             <w:fldChar w:fldCharType="begin"/>
           </w:r>
           <w:r>
-            <w:instrText xml:space="preserve"> HYPERLINK \l _Toc6622 </w:instrText>
+            <w:instrText xml:space="preserve"> HYPERLINK \l _Toc3774 </w:instrText>
           </w:r>
           <w:r>
             <w:fldChar w:fldCharType="separate"/>
@@ -3023,7 +3023,7 @@
             <w:fldChar w:fldCharType="begin"/>
           </w:r>
           <w:r>
-            <w:instrText xml:space="preserve"> PAGEREF _Toc6622 \h </w:instrText>
+            <w:instrText xml:space="preserve"> PAGEREF _Toc3774 \h </w:instrText>
           </w:r>
           <w:r>
             <w:fldChar w:fldCharType="separate"/>
@@ -3049,7 +3049,7 @@
             <w:fldChar w:fldCharType="begin"/>
           </w:r>
           <w:r>
-            <w:instrText xml:space="preserve"> HYPERLINK \l _Toc29002 </w:instrText>
+            <w:instrText xml:space="preserve"> HYPERLINK \l _Toc11107 </w:instrText>
           </w:r>
           <w:r>
             <w:fldChar w:fldCharType="separate"/>
@@ -3068,7 +3068,7 @@
             <w:fldChar w:fldCharType="begin"/>
           </w:r>
           <w:r>
-            <w:instrText xml:space="preserve"> PAGEREF _Toc29002 \h </w:instrText>
+            <w:instrText xml:space="preserve"> PAGEREF _Toc11107 \h </w:instrText>
           </w:r>
           <w:r>
             <w:fldChar w:fldCharType="separate"/>
@@ -3094,7 +3094,7 @@
             <w:fldChar w:fldCharType="begin"/>
           </w:r>
           <w:r>
-            <w:instrText xml:space="preserve"> HYPERLINK \l _Toc5038 </w:instrText>
+            <w:instrText xml:space="preserve"> HYPERLINK \l _Toc24884 </w:instrText>
           </w:r>
           <w:r>
             <w:fldChar w:fldCharType="separate"/>
@@ -3113,7 +3113,7 @@
             <w:fldChar w:fldCharType="begin"/>
           </w:r>
           <w:r>
-            <w:instrText xml:space="preserve"> PAGEREF _Toc5038 \h </w:instrText>
+            <w:instrText xml:space="preserve"> PAGEREF _Toc24884 \h </w:instrText>
           </w:r>
           <w:r>
             <w:fldChar w:fldCharType="separate"/>
@@ -3139,7 +3139,7 @@
             <w:fldChar w:fldCharType="begin"/>
           </w:r>
           <w:r>
-            <w:instrText xml:space="preserve"> HYPERLINK \l _Toc18429 </w:instrText>
+            <w:instrText xml:space="preserve"> HYPERLINK \l _Toc6641 </w:instrText>
           </w:r>
           <w:r>
             <w:fldChar w:fldCharType="separate"/>
@@ -3158,7 +3158,7 @@
             <w:fldChar w:fldCharType="begin"/>
           </w:r>
           <w:r>
-            <w:instrText xml:space="preserve"> PAGEREF _Toc18429 \h </w:instrText>
+            <w:instrText xml:space="preserve"> PAGEREF _Toc6641 \h </w:instrText>
           </w:r>
           <w:r>
             <w:fldChar w:fldCharType="separate"/>
@@ -3184,7 +3184,7 @@
             <w:fldChar w:fldCharType="begin"/>
           </w:r>
           <w:r>
-            <w:instrText xml:space="preserve"> HYPERLINK \l _Toc22604 </w:instrText>
+            <w:instrText xml:space="preserve"> HYPERLINK \l _Toc10464 </w:instrText>
           </w:r>
           <w:r>
             <w:fldChar w:fldCharType="separate"/>
@@ -3203,7 +3203,7 @@
             <w:fldChar w:fldCharType="begin"/>
           </w:r>
           <w:r>
-            <w:instrText xml:space="preserve"> PAGEREF _Toc22604 \h </w:instrText>
+            <w:instrText xml:space="preserve"> PAGEREF _Toc10464 \h </w:instrText>
           </w:r>
           <w:r>
             <w:fldChar w:fldCharType="separate"/>
@@ -3229,7 +3229,7 @@
             <w:fldChar w:fldCharType="begin"/>
           </w:r>
           <w:r>
-            <w:instrText xml:space="preserve"> HYPERLINK \l _Toc24732 </w:instrText>
+            <w:instrText xml:space="preserve"> HYPERLINK \l _Toc14737 </w:instrText>
           </w:r>
           <w:r>
             <w:fldChar w:fldCharType="separate"/>
@@ -3248,7 +3248,7 @@
             <w:fldChar w:fldCharType="begin"/>
           </w:r>
           <w:r>
-            <w:instrText xml:space="preserve"> PAGEREF _Toc24732 \h </w:instrText>
+            <w:instrText xml:space="preserve"> PAGEREF _Toc14737 \h </w:instrText>
           </w:r>
           <w:r>
             <w:fldChar w:fldCharType="separate"/>
@@ -3274,7 +3274,7 @@
             <w:fldChar w:fldCharType="begin"/>
           </w:r>
           <w:r>
-            <w:instrText xml:space="preserve"> HYPERLINK \l _Toc6436 </w:instrText>
+            <w:instrText xml:space="preserve"> HYPERLINK \l _Toc21551 </w:instrText>
           </w:r>
           <w:r>
             <w:fldChar w:fldCharType="separate"/>
@@ -3293,7 +3293,7 @@
             <w:fldChar w:fldCharType="begin"/>
           </w:r>
           <w:r>
-            <w:instrText xml:space="preserve"> PAGEREF _Toc6436 \h </w:instrText>
+            <w:instrText xml:space="preserve"> PAGEREF _Toc21551 \h </w:instrText>
           </w:r>
           <w:r>
             <w:fldChar w:fldCharType="separate"/>
@@ -3319,7 +3319,7 @@
             <w:fldChar w:fldCharType="begin"/>
           </w:r>
           <w:r>
-            <w:instrText xml:space="preserve"> HYPERLINK \l _Toc17302 </w:instrText>
+            <w:instrText xml:space="preserve"> HYPERLINK \l _Toc20147 </w:instrText>
           </w:r>
           <w:r>
             <w:fldChar w:fldCharType="separate"/>
@@ -3338,7 +3338,7 @@
             <w:fldChar w:fldCharType="begin"/>
           </w:r>
           <w:r>
-            <w:instrText xml:space="preserve"> PAGEREF _Toc17302 \h </w:instrText>
+            <w:instrText xml:space="preserve"> PAGEREF _Toc20147 \h </w:instrText>
           </w:r>
           <w:r>
             <w:fldChar w:fldCharType="separate"/>
@@ -3364,7 +3364,7 @@
             <w:fldChar w:fldCharType="begin"/>
           </w:r>
           <w:r>
-            <w:instrText xml:space="preserve"> HYPERLINK \l _Toc11985 </w:instrText>
+            <w:instrText xml:space="preserve"> HYPERLINK \l _Toc11970 </w:instrText>
           </w:r>
           <w:r>
             <w:fldChar w:fldCharType="separate"/>
@@ -3383,7 +3383,7 @@
             <w:fldChar w:fldCharType="begin"/>
           </w:r>
           <w:r>
-            <w:instrText xml:space="preserve"> PAGEREF _Toc11985 \h </w:instrText>
+            <w:instrText xml:space="preserve"> PAGEREF _Toc11970 \h </w:instrText>
           </w:r>
           <w:r>
             <w:fldChar w:fldCharType="separate"/>
@@ -3409,7 +3409,7 @@
             <w:fldChar w:fldCharType="begin"/>
           </w:r>
           <w:r>
-            <w:instrText xml:space="preserve"> HYPERLINK \l _Toc14683 </w:instrText>
+            <w:instrText xml:space="preserve"> HYPERLINK \l _Toc21424 </w:instrText>
           </w:r>
           <w:r>
             <w:fldChar w:fldCharType="separate"/>
@@ -3428,7 +3428,7 @@
             <w:fldChar w:fldCharType="begin"/>
           </w:r>
           <w:r>
-            <w:instrText xml:space="preserve"> PAGEREF _Toc14683 \h </w:instrText>
+            <w:instrText xml:space="preserve"> PAGEREF _Toc21424 \h </w:instrText>
           </w:r>
           <w:r>
             <w:fldChar w:fldCharType="separate"/>
@@ -3454,7 +3454,7 @@
             <w:fldChar w:fldCharType="begin"/>
           </w:r>
           <w:r>
-            <w:instrText xml:space="preserve"> HYPERLINK \l _Toc20800 </w:instrText>
+            <w:instrText xml:space="preserve"> HYPERLINK \l _Toc14788 </w:instrText>
           </w:r>
           <w:r>
             <w:fldChar w:fldCharType="separate"/>
@@ -3480,7 +3480,7 @@
             <w:fldChar w:fldCharType="begin"/>
           </w:r>
           <w:r>
-            <w:instrText xml:space="preserve"> PAGEREF _Toc20800 \h </w:instrText>
+            <w:instrText xml:space="preserve"> PAGEREF _Toc14788 \h </w:instrText>
           </w:r>
           <w:r>
             <w:fldChar w:fldCharType="separate"/>
@@ -3506,7 +3506,7 @@
             <w:fldChar w:fldCharType="begin"/>
           </w:r>
           <w:r>
-            <w:instrText xml:space="preserve"> HYPERLINK \l _Toc20085 </w:instrText>
+            <w:instrText xml:space="preserve"> HYPERLINK \l _Toc23646 </w:instrText>
           </w:r>
           <w:r>
             <w:fldChar w:fldCharType="separate"/>
@@ -3525,7 +3525,7 @@
             <w:fldChar w:fldCharType="begin"/>
           </w:r>
           <w:r>
-            <w:instrText xml:space="preserve"> PAGEREF _Toc20085 \h </w:instrText>
+            <w:instrText xml:space="preserve"> PAGEREF _Toc23646 \h </w:instrText>
           </w:r>
           <w:r>
             <w:fldChar w:fldCharType="separate"/>
@@ -3575,7 +3575,7 @@
           <w:lang w:val="en-US" w:eastAsia="zh-CN"/>
         </w:rPr>
       </w:pPr>
-      <w:bookmarkStart w:id="4" w:name="_Toc17864"/>
+      <w:bookmarkStart w:id="4" w:name="_Toc1310"/>
       <w:r>
         <w:rPr>
           <w:rFonts w:hint="default"/>
@@ -3607,7 +3607,7 @@
           <w:lang w:val="en-US" w:eastAsia="zh-CN"/>
         </w:rPr>
       </w:pPr>
-      <w:bookmarkStart w:id="5" w:name="_Toc15543"/>
+      <w:bookmarkStart w:id="5" w:name="_Toc23751"/>
       <w:r>
         <w:rPr>
           <w:rFonts w:hint="default"/>
@@ -3669,7 +3669,7 @@
           <w:lang w:val="en-US" w:eastAsia="zh-CN"/>
         </w:rPr>
       </w:pPr>
-      <w:bookmarkStart w:id="6" w:name="_Toc242"/>
+      <w:bookmarkStart w:id="6" w:name="_Toc9364"/>
       <w:r>
         <w:rPr>
           <w:rFonts w:hint="default"/>
@@ -3731,7 +3731,7 @@
           <w:lang w:val="en-US" w:eastAsia="zh-CN"/>
         </w:rPr>
       </w:pPr>
-      <w:bookmarkStart w:id="7" w:name="_Toc6750"/>
+      <w:bookmarkStart w:id="7" w:name="_Toc18947"/>
       <w:r>
         <w:rPr>
           <w:rFonts w:hint="default"/>
@@ -3763,7 +3763,7 @@
           <w:lang w:val="en-US" w:eastAsia="zh-CN"/>
         </w:rPr>
       </w:pPr>
-      <w:bookmarkStart w:id="8" w:name="_Toc14389"/>
+      <w:bookmarkStart w:id="8" w:name="_Toc26531"/>
       <w:r>
         <w:rPr>
           <w:rFonts w:hint="default"/>
@@ -3825,7 +3825,7 @@
           <w:lang w:val="en-US" w:eastAsia="zh-CN"/>
         </w:rPr>
       </w:pPr>
-      <w:bookmarkStart w:id="9" w:name="_Toc2832"/>
+      <w:bookmarkStart w:id="9" w:name="_Toc6059"/>
       <w:r>
         <w:rPr>
           <w:rFonts w:hint="default"/>
@@ -3887,7 +3887,7 @@
           <w:lang w:val="en-US" w:eastAsia="zh-CN"/>
         </w:rPr>
       </w:pPr>
-      <w:bookmarkStart w:id="10" w:name="_Toc3409"/>
+      <w:bookmarkStart w:id="10" w:name="_Toc5319"/>
       <w:r>
         <w:rPr>
           <w:rFonts w:hint="default"/>
@@ -3956,7 +3956,7 @@
           <w:lang w:val="en-US" w:eastAsia="zh-CN"/>
         </w:rPr>
       </w:pPr>
-      <w:bookmarkStart w:id="11" w:name="_Toc22087"/>
+      <w:bookmarkStart w:id="11" w:name="_Toc15880"/>
       <w:r>
         <w:rPr>
           <w:rFonts w:hint="default"/>
@@ -4018,7 +4018,7 @@
           <w:lang w:val="en-US" w:eastAsia="zh-CN"/>
         </w:rPr>
       </w:pPr>
-      <w:bookmarkStart w:id="12" w:name="_Toc2985"/>
+      <w:bookmarkStart w:id="12" w:name="_Toc18428"/>
       <w:r>
         <w:rPr>
           <w:rFonts w:hint="eastAsia"/>
@@ -4080,7 +4080,7 @@
           <w:lang w:val="en-US" w:eastAsia="zh-CN"/>
         </w:rPr>
       </w:pPr>
-      <w:bookmarkStart w:id="13" w:name="_Toc31844"/>
+      <w:bookmarkStart w:id="13" w:name="_Toc8875"/>
       <w:r>
         <w:rPr>
           <w:rFonts w:hint="default"/>
@@ -4163,15 +4163,15 @@
         </w:rPr>
         <w:t>每年度</w:t>
       </w:r>
+      <w:r>
+        <w:rPr>
+          <w:rFonts w:hint="default"/>
+          <w:lang w:val="en-US" w:eastAsia="zh-CN"/>
+        </w:rPr>
+        <w:t>不少于一次。</w:t>
+      </w:r>
       <w:bookmarkStart w:id="29" w:name="_GoBack"/>
       <w:bookmarkEnd w:id="29"/>
-      <w:r>
-        <w:rPr>
-          <w:rFonts w:hint="default"/>
-          <w:lang w:val="en-US" w:eastAsia="zh-CN"/>
-        </w:rPr>
-        <w:t>不少于一次。</w:t>
-      </w:r>
     </w:p>
     <w:p>
       <w:pPr>
@@ -4195,7 +4195,7 @@
           <w:lang w:val="en-US" w:eastAsia="zh-CN"/>
         </w:rPr>
       </w:pPr>
-      <w:bookmarkStart w:id="14" w:name="_Toc29310"/>
+      <w:bookmarkStart w:id="14" w:name="_Toc19434"/>
       <w:r>
         <w:rPr>
           <w:rFonts w:hint="default"/>
@@ -4227,7 +4227,7 @@
           <w:lang w:val="en-US" w:eastAsia="zh-CN"/>
         </w:rPr>
       </w:pPr>
-      <w:bookmarkStart w:id="15" w:name="_Toc1665"/>
+      <w:bookmarkStart w:id="15" w:name="_Toc31608"/>
       <w:r>
         <w:rPr>
           <w:rFonts w:hint="default"/>
@@ -4259,7 +4259,7 @@
           <w:lang w:val="en-US" w:eastAsia="zh-CN"/>
         </w:rPr>
       </w:pPr>
-      <w:bookmarkStart w:id="16" w:name="_Toc14835"/>
+      <w:bookmarkStart w:id="16" w:name="_Toc9563"/>
       <w:r>
         <w:rPr>
           <w:rFonts w:hint="default"/>
@@ -4335,7 +4335,7 @@
           <w:lang w:val="en-US" w:eastAsia="zh-CN"/>
         </w:rPr>
       </w:pPr>
-      <w:bookmarkStart w:id="17" w:name="_Toc6622"/>
+      <w:bookmarkStart w:id="17" w:name="_Toc3774"/>
       <w:r>
         <w:rPr>
           <w:rFonts w:hint="default"/>
@@ -4397,7 +4397,7 @@
           <w:lang w:val="en-US" w:eastAsia="zh-CN"/>
         </w:rPr>
       </w:pPr>
-      <w:bookmarkStart w:id="18" w:name="_Toc29002"/>
+      <w:bookmarkStart w:id="18" w:name="_Toc11107"/>
       <w:r>
         <w:rPr>
           <w:rFonts w:hint="default"/>
@@ -4459,7 +4459,7 @@
           <w:lang w:val="en-US" w:eastAsia="zh-CN"/>
         </w:rPr>
       </w:pPr>
-      <w:bookmarkStart w:id="19" w:name="_Toc5038"/>
+      <w:bookmarkStart w:id="19" w:name="_Toc24884"/>
       <w:r>
         <w:rPr>
           <w:rFonts w:hint="default"/>
@@ -4521,7 +4521,7 @@
           <w:lang w:val="en-US" w:eastAsia="zh-CN"/>
         </w:rPr>
       </w:pPr>
-      <w:bookmarkStart w:id="20" w:name="_Toc18429"/>
+      <w:bookmarkStart w:id="20" w:name="_Toc6641"/>
       <w:r>
         <w:rPr>
           <w:rFonts w:hint="default"/>
@@ -4553,7 +4553,7 @@
           <w:lang w:val="en-US" w:eastAsia="zh-CN"/>
         </w:rPr>
       </w:pPr>
-      <w:bookmarkStart w:id="21" w:name="_Toc22604"/>
+      <w:bookmarkStart w:id="21" w:name="_Toc10464"/>
       <w:r>
         <w:rPr>
           <w:rFonts w:hint="default"/>
@@ -4615,7 +4615,7 @@
           <w:lang w:val="en-US" w:eastAsia="zh-CN"/>
         </w:rPr>
       </w:pPr>
-      <w:bookmarkStart w:id="22" w:name="_Toc24732"/>
+      <w:bookmarkStart w:id="22" w:name="_Toc14737"/>
       <w:r>
         <w:rPr>
           <w:rFonts w:hint="default"/>
@@ -4677,7 +4677,7 @@
           <w:lang w:val="en-US" w:eastAsia="zh-CN"/>
         </w:rPr>
       </w:pPr>
-      <w:bookmarkStart w:id="23" w:name="_Toc6436"/>
+      <w:bookmarkStart w:id="23" w:name="_Toc21551"/>
       <w:r>
         <w:rPr>
           <w:rFonts w:hint="default"/>
@@ -4739,7 +4739,7 @@
           <w:lang w:val="en-US" w:eastAsia="zh-CN"/>
         </w:rPr>
       </w:pPr>
-      <w:bookmarkStart w:id="24" w:name="_Toc17302"/>
+      <w:bookmarkStart w:id="24" w:name="_Toc20147"/>
       <w:r>
         <w:rPr>
           <w:rFonts w:hint="default"/>
@@ -4801,7 +4801,7 @@
           <w:lang w:val="en-US" w:eastAsia="zh-CN"/>
         </w:rPr>
       </w:pPr>
-      <w:bookmarkStart w:id="25" w:name="_Toc11985"/>
+      <w:bookmarkStart w:id="25" w:name="_Toc11970"/>
       <w:r>
         <w:rPr>
           <w:rFonts w:hint="default"/>
@@ -4987,7 +4987,7 @@
           <w:lang w:val="en-US" w:eastAsia="zh-CN"/>
         </w:rPr>
       </w:pPr>
-      <w:bookmarkStart w:id="26" w:name="_Toc14683"/>
+      <w:bookmarkStart w:id="26" w:name="_Toc21424"/>
       <w:r>
         <w:rPr>
           <w:rFonts w:hint="default"/>
@@ -5111,7 +5111,7 @@
           <w:lang w:val="en-US" w:eastAsia="zh-CN"/>
         </w:rPr>
       </w:pPr>
-      <w:bookmarkStart w:id="27" w:name="_Toc20800"/>
+      <w:bookmarkStart w:id="27" w:name="_Toc14788"/>
       <w:r>
         <w:rPr>
           <w:rFonts w:hint="eastAsia"/>
@@ -5437,7 +5437,7 @@
           <w:lang w:val="en-US" w:eastAsia="zh-CN"/>
         </w:rPr>
       </w:pPr>
-      <w:bookmarkStart w:id="28" w:name="_Toc20085"/>
+      <w:bookmarkStart w:id="28" w:name="_Toc23646"/>
       <w:r>
         <w:rPr>
           <w:rFonts w:hint="default"/>
